--- a/Acta_Manuscript_Submission.docx
+++ b/Acta_Manuscript_Submission.docx
@@ -2183,7 +2183,7 @@
     </w:p>
     <w:p>
       <w:r>
-        <w:t>Ethics and permissions: This study analyzed rocket-flight telemetry and did not involve human participants or animal experiments. Research-use permission for FlightSketch data was obtained by the author. FlightSketch and its flight-log contributors are acknowledged as sources. Third-party telemetry remains subject to source terms and is not redistributed in the code package.</w:t>
+        <w:t>Ethics and data provenance: This study analyzed rocket-flight telemetry and did not involve human participants or animal experiments. RQ2 used publicly accessible FlightSketch flight records and their downloadable CSV files. FlightSketch and its flight-log contributors are acknowledged as sources. Third-party raw telemetry is not redistributed in the code package; its public availability is not treated as a grant to republish those files.</w:t>
       </w:r>
     </w:p>
     <w:p>
